--- a/NexusDocs/templates/requests/07_hospital.docx
+++ b/NexusDocs/templates/requests/07_hospital.docx
@@ -1730,7 +1730,23 @@
           <w:szCs w:val="26"/>
         </w:rPr>
         <w:br/>
-        <w:t>vso-2402@vso.rsnet.ru, а затем почтой по адресу: 143010, Московская обл., ЗАТО пос. Власиха, ул. Лесная, д. 37.</w:t>
+        <w:t xml:space="preserve">vso-2402@vso.rsnet.ru, а затем почтой по адресу: 143010, Московская обл., ЗАТО </w:t>
+      </w:r>
+      <w:r>
+        <w:rPr>
+          <w:sz w:val="26"/>
+          <w:szCs w:val="26"/>
+        </w:rPr>
+        <w:br/>
+      </w:r>
+      <w:bookmarkStart w:id="2" w:name="_GoBack"/>
+      <w:bookmarkEnd w:id="2"/>
+      <w:r>
+        <w:rPr>
+          <w:sz w:val="26"/>
+          <w:szCs w:val="26"/>
+        </w:rPr>
+        <w:t>пос. Власиха, ул. Лесная, д. 37.</w:t>
       </w:r>
     </w:p>
     <w:p>
@@ -1839,8 +1855,6 @@
         </w:rPr>
         <w:t xml:space="preserve">         </w:t>
       </w:r>
-      <w:bookmarkStart w:id="2" w:name="_GoBack"/>
-      <w:bookmarkEnd w:id="2"/>
       <w:r>
         <w:rPr>
           <w:rFonts w:eastAsia="Calibri"/>
@@ -1861,8 +1875,8 @@
       <w:proofErr w:type="spellEnd"/>
     </w:p>
     <w:sectPr>
-      <w:footerReference w:type="default" r:id="rId10"/>
-      <w:headerReference w:type="default" r:id="rId13"/>
+      <w:headerReference w:type="default" r:id="rId10"/>
+      <w:footerReference w:type="default" r:id="rId11"/>
       <w:type w:val="continuous"/>
       <w:pgSz w:w="11906" w:h="16838" w:code="9"/>
       <w:pgMar w:top="1134" w:right="567" w:bottom="1134" w:left="1418" w:header="0" w:footer="340" w:gutter="0"/>
@@ -1927,6 +1941,7 @@
             <w:rPr>
               <w:sz w:val="16"/>
               <w:szCs w:val="16"/>
+              <w:lang w:val="en-US"/>
             </w:rPr>
           </w:pPr>
           <w:r>
@@ -1955,14 +1970,15 @@
               <w:sz w:val="16"/>
               <w:szCs w:val="16"/>
             </w:rPr>
-            <w:t>Исх. №</w:t>
+            <w:t xml:space="preserve">Исх. </w:t>
           </w:r>
           <w:r>
             <w:rPr>
               <w:sz w:val="16"/>
               <w:szCs w:val="16"/>
+              <w:lang w:val="en-US"/>
             </w:rPr>
-            <w:t xml:space="preserve"> </w:t>
+            <w:t xml:space="preserve">№ </w:t>
           </w:r>
           <w:proofErr w:type="spellStart"/>
           <w:r>
@@ -1977,6 +1993,7 @@
             <w:rPr>
               <w:sz w:val="18"/>
               <w:szCs w:val="16"/>
+              <w:lang w:val="en-US"/>
             </w:rPr>
             <w:t>-</w:t>
           </w:r>
@@ -1985,6 +2002,7 @@
               <w:noProof/>
               <w:sz w:val="18"/>
               <w:szCs w:val="16"/>
+              <w:lang w:val="en-US"/>
             </w:rPr>
             <w:t>{{OUTGOING_NUMBER}}</w:t>
           </w:r>
@@ -1992,6 +2010,7 @@
             <w:rPr>
               <w:sz w:val="18"/>
               <w:szCs w:val="16"/>
+              <w:lang w:val="en-US"/>
             </w:rPr>
             <w:t>/7-26</w:t>
           </w:r>
@@ -2004,6 +2023,7 @@
             <w:rPr>
               <w:sz w:val="20"/>
               <w:szCs w:val="20"/>
+              <w:lang w:val="en-US"/>
             </w:rPr>
           </w:pPr>
           <w:r>
@@ -2011,13 +2031,22 @@
               <w:sz w:val="16"/>
               <w:szCs w:val="16"/>
             </w:rPr>
-            <w:t xml:space="preserve">от </w:t>
+            <w:t>от</w:t>
+          </w:r>
+          <w:r>
+            <w:rPr>
+              <w:sz w:val="16"/>
+              <w:szCs w:val="16"/>
+              <w:lang w:val="en-US"/>
+            </w:rPr>
+            <w:t xml:space="preserve"> </w:t>
           </w:r>
           <w:r>
             <w:rPr>
               <w:noProof/>
               <w:sz w:val="18"/>
               <w:szCs w:val="16"/>
+              <w:lang w:val="en-US"/>
             </w:rPr>
             <w:t>{{OUTGOING_DATE}}</w:t>
           </w:r>
@@ -2028,6 +2057,9 @@
   <w:p>
     <w:pPr>
       <w:pStyle w:val="ab"/>
+      <w:rPr>
+        <w:lang w:val="en-US"/>
+      </w:rPr>
     </w:pPr>
   </w:p>
 </w:ftr>
@@ -2053,12 +2085,8 @@
 </file>
 
 <file path=word/header1.xml><?xml version="1.0" encoding="utf-8"?>
-<w:hdr xmlns:m="http://schemas.openxmlformats.org/officeDocument/2006/math" xmlns:mc="http://schemas.openxmlformats.org/markup-compatibility/2006" xmlns:mo="http://schemas.microsoft.com/office/mac/office/2008/main" xmlns:mv="urn:schemas-microsoft-com:mac:vml" xmlns:o="urn:schemas-microsoft-com:office:office" xmlns:r="http://schemas.openxmlformats.org/officeDocument/2006/relationships" xmlns:v="urn:schemas-microsoft-com:vml" xmlns:w10="urn:schemas-microsoft-com:office:word" xmlns:w14="http://schemas.microsoft.com/office/word/2010/wordml" xmlns:w="http://schemas.openxmlformats.org/wordprocessingml/2006/main" xmlns:wne="http://schemas.microsoft.com/office/word/2006/wordml" xmlns:wp14="http://schemas.microsoft.com/office/word/2010/wordprocessingDrawing" xmlns:wp="http://schemas.openxmlformats.org/drawingml/2006/wordprocessingDrawing" xmlns:wpc="http://schemas.microsoft.com/office/word/2010/wordprocessingCanvas" xmlns:wpg="http://schemas.microsoft.com/office/word/2010/wordprocessingGroup" xmlns:wpi="http://schemas.microsoft.com/office/word/2010/wordprocessingInk" xmlns:wps="http://schemas.microsoft.com/office/word/2010/wordprocessingShape" mc:Ignorable="w14 wp14">
-  <w:p>
-    <w:pPr>
-      <w:pStyle w:val="Header"/>
-    </w:pPr>
-  </w:p>
+<w:hdr xmlns:wpc="http://schemas.microsoft.com/office/word/2010/wordprocessingCanvas" xmlns:cx="http://schemas.microsoft.com/office/drawing/2014/chartex" xmlns:mc="http://schemas.openxmlformats.org/markup-compatibility/2006" xmlns:o="urn:schemas-microsoft-com:office:office" xmlns:r="http://schemas.openxmlformats.org/officeDocument/2006/relationships" xmlns:m="http://schemas.openxmlformats.org/officeDocument/2006/math" xmlns:v="urn:schemas-microsoft-com:vml" xmlns:wp14="http://schemas.microsoft.com/office/word/2010/wordprocessingDrawing" xmlns:wp="http://schemas.openxmlformats.org/drawingml/2006/wordprocessingDrawing" xmlns:w10="urn:schemas-microsoft-com:office:word" xmlns:w="http://schemas.openxmlformats.org/wordprocessingml/2006/main" xmlns:w14="http://schemas.microsoft.com/office/word/2010/wordml" xmlns:w15="http://schemas.microsoft.com/office/word/2012/wordml" xmlns:w16se="http://schemas.microsoft.com/office/word/2015/wordml/symex" xmlns:wpg="http://schemas.microsoft.com/office/word/2010/wordprocessingGroup" xmlns:wpi="http://schemas.microsoft.com/office/word/2010/wordprocessingInk" xmlns:wne="http://schemas.microsoft.com/office/word/2006/wordml" xmlns:wps="http://schemas.microsoft.com/office/word/2010/wordprocessingShape" mc:Ignorable="w14 w15 w16se wp14">
+  <w:p/>
 </w:hdr>
 </file>
 
@@ -3934,7 +3962,7 @@
 </file>
 
 <file path=customXml/itemProps1.xml><?xml version="1.0" encoding="utf-8"?>
-<ds:datastoreItem xmlns:ds="http://schemas.openxmlformats.org/officeDocument/2006/customXml" ds:itemID="{784B76E9-F5A6-47B1-853B-AA5555F98DAA}">
+<ds:datastoreItem xmlns:ds="http://schemas.openxmlformats.org/officeDocument/2006/customXml" ds:itemID="{1F8810E3-BB78-4E4D-9235-D028D6E4207F}">
   <ds:schemaRefs>
     <ds:schemaRef ds:uri="http://schemas.openxmlformats.org/officeDocument/2006/bibliography"/>
   </ds:schemaRefs>

--- a/NexusDocs/templates/requests/07_hospital.docx
+++ b/NexusDocs/templates/requests/07_hospital.docx
@@ -1541,7 +1541,7 @@
           <w:szCs w:val="26"/>
           <w:lang w:bidi="ru-RU"/>
         </w:rPr>
-        <w:t xml:space="preserve">, зарегистрированный и фактически проживающий по адресу: </w:t>
+        <w:t xml:space="preserve">, зарегистрированный по адресу: </w:t>
       </w:r>
       <w:r>
         <w:rPr>
@@ -1782,7 +1782,7 @@
           <w:sz w:val="26"/>
           <w:szCs w:val="26"/>
         </w:rPr>
-        <w:t>Следователь</w:t>
+        <w:t xml:space="preserve">{{INVESTIGATOR_POSITION_LONG}}</w:t>
       </w:r>
       <w:r>
         <w:rPr>
@@ -1790,7 +1790,7 @@
           <w:sz w:val="26"/>
           <w:szCs w:val="26"/>
         </w:rPr>
-        <w:t xml:space="preserve"> военного следственного отдела </w:t>
+        <w:t xml:space="preserve"> </w:t>
       </w:r>
     </w:p>
     <w:p>
@@ -1845,7 +1845,7 @@
           <w:sz w:val="26"/>
           <w:szCs w:val="26"/>
         </w:rPr>
-        <w:t xml:space="preserve">лейтенант юстиции                                                                                      </w:t>
+        <w:t xml:space="preserve">{{INVESTIGATOR_RANK}}                                                                                      </w:t>
       </w:r>
       <w:r>
         <w:rPr>
@@ -1861,7 +1861,7 @@
           <w:sz w:val="26"/>
           <w:szCs w:val="26"/>
         </w:rPr>
-        <w:t xml:space="preserve">С.А. </w:t>
+        <w:t xml:space="preserve">{{INVESTIGATOR_INITIALS_SURNAME}}</w:t>
       </w:r>
       <w:proofErr w:type="spellStart"/>
       <w:r>
@@ -1870,7 +1870,7 @@
           <w:sz w:val="26"/>
           <w:szCs w:val="26"/>
         </w:rPr>
-        <w:t>Цомартов</w:t>
+        <w:t xml:space="preserve"/>
       </w:r>
       <w:proofErr w:type="spellEnd"/>
     </w:p>
